--- a/docs/standard-docs/01_DKB_BRD/ilkom-2025_Sem2-TA202425_Capstone_K4-0304_BRD_IoT-dan-LoRaWAN.docx
+++ b/docs/standard-docs/01_DKB_BRD/ilkom-2025_Sem2-TA202425_Capstone_K4-0304_BRD_IoT-dan-LoRaWAN.docx
@@ -11812,22 +11812,11 @@
     <w:p>
       <w:pPr>
         <w:pStyle w:val="ListParagraph"/>
-        <w:numPr>
-          <w:ilvl w:val="0"/>
-          <w:numId w:val="64"/>
-        </w:numPr>
         <w:rPr>
           <w:rFonts w:cs="Calibri"/>
         </w:rPr>
       </w:pPr>
-      <w:r>
-        <w:rPr>
-          <w:rFonts w:cs="Calibri"/>
-        </w:rPr>
-        <w:t>Sistem notifikasi untuk pesan kesalahan, keberhasilan, dan aktivitas lainnya.</w:t>
-      </w:r>
-    </w:p>
-    <w:p/>
+    </w:p>
     <w:p>
       <w:r>
         <w:rPr>
@@ -11891,7 +11880,7 @@
           <w:rFonts w:cs="Calibri"/>
           <w:lang w:val="sv-SE"/>
         </w:rPr>
-        <w:t>engoptimalkan pertumbuhan tanaman dengan peringatan otomatis.</w:t>
+        <w:t>engimplementasikan sistem irigasi otomatis</w:t>
       </w:r>
     </w:p>
     <w:p>
@@ -11918,7 +11907,7 @@
           <w:rFonts w:cs="Calibri"/>
           <w:lang w:val="sv-SE"/>
         </w:rPr>
-        <w:t>engintegrasikan IoT dengan analisis data untuk prediksi pola pertumbuhan.</w:t>
+        <w:t>engurangi proses manual pada sistem irigasi</w:t>
       </w:r>
     </w:p>
     <w:p>
@@ -11945,7 +11934,7 @@
           <w:rFonts w:cs="Calibri"/>
           <w:lang w:val="sv-SE"/>
         </w:rPr>
-        <w:t>engimplementasikan sistem irigasi otomatis</w:t>
+        <w:t>eningkatkan efisiensi penggunaan air</w:t>
       </w:r>
     </w:p>
     <w:p>
@@ -11972,7 +11961,7 @@
           <w:rFonts w:cs="Calibri"/>
           <w:lang w:val="sv-SE"/>
         </w:rPr>
-        <w:t>engurangi proses manual pada sistem irigasi</w:t>
+        <w:t>engoptimalkan pertumbuhan dan produktivitas tanaman hidroponik</w:t>
       </w:r>
     </w:p>
     <w:p>
@@ -11999,60 +11988,6 @@
           <w:rFonts w:cs="Calibri"/>
           <w:lang w:val="sv-SE"/>
         </w:rPr>
-        <w:t>eningkatkan efisiensi penggunaan air</w:t>
-      </w:r>
-    </w:p>
-    <w:p>
-      <w:pPr>
-        <w:pStyle w:val="ListParagraph"/>
-        <w:numPr>
-          <w:ilvl w:val="0"/>
-          <w:numId w:val="63"/>
-        </w:numPr>
-        <w:rPr>
-          <w:rFonts w:cs="Calibri"/>
-          <w:lang w:val="sv-SE"/>
-        </w:rPr>
-      </w:pPr>
-      <w:r>
-        <w:rPr>
-          <w:rFonts w:cs="Calibri"/>
-          <w:lang w:val="sv-SE"/>
-        </w:rPr>
-        <w:t>m</w:t>
-      </w:r>
-      <w:r>
-        <w:rPr>
-          <w:rFonts w:cs="Calibri"/>
-          <w:lang w:val="sv-SE"/>
-        </w:rPr>
-        <w:t>engoptimalkan pertumbuhan dan produktivitas tanaman hidroponik</w:t>
-      </w:r>
-    </w:p>
-    <w:p>
-      <w:pPr>
-        <w:pStyle w:val="ListParagraph"/>
-        <w:numPr>
-          <w:ilvl w:val="0"/>
-          <w:numId w:val="63"/>
-        </w:numPr>
-        <w:rPr>
-          <w:rFonts w:cs="Calibri"/>
-          <w:lang w:val="sv-SE"/>
-        </w:rPr>
-      </w:pPr>
-      <w:r>
-        <w:rPr>
-          <w:rFonts w:cs="Calibri"/>
-          <w:lang w:val="sv-SE"/>
-        </w:rPr>
-        <w:t>m</w:t>
-      </w:r>
-      <w:r>
-        <w:rPr>
-          <w:rFonts w:cs="Calibri"/>
-          <w:lang w:val="sv-SE"/>
-        </w:rPr>
         <w:t>eningkatkan budidaya tanaman pada isurf IPB</w:t>
       </w:r>
     </w:p>
@@ -12255,6 +12190,7 @@
       <w:bookmarkStart w:id="24" w:name="_Toc113522112"/>
       <w:bookmarkStart w:id="25" w:name="_Toc198642541"/>
       <w:r>
+        <w:lastRenderedPageBreak/>
         <w:t>Ruang Lingkup Proyek (</w:t>
       </w:r>
       <w:r>
@@ -12665,7 +12601,6 @@
         </w:numPr>
       </w:pPr>
       <w:r>
-        <w:lastRenderedPageBreak/>
         <w:t>Menampilkan grafik perubahan parameter lingkungan dalam periode tertentu.</w:t>
       </w:r>
     </w:p>
@@ -12704,6 +12639,7 @@
           <w:szCs w:val="26"/>
           <w:u w:val="single"/>
         </w:rPr>
+        <w:lastRenderedPageBreak/>
         <w:t>Modul Sistem</w:t>
       </w:r>
       <w:r>
@@ -27122,25 +27058,6 @@
 </file>
 
 <file path=customXml/item1.xml><?xml version="1.0" encoding="utf-8"?>
-<b:Sources xmlns:b="http://schemas.openxmlformats.org/officeDocument/2006/bibliography" xmlns="http://schemas.openxmlformats.org/officeDocument/2006/bibliography" SelectedStyle="\APASixthEditionOfficeOnline.xsl" StyleName="APA" Version="6"/>
-</file>
-
-<file path=customXml/item2.xml><?xml version="1.0" encoding="utf-8"?>
-<?mso-contentType ?>
-<FormTemplates xmlns="http://schemas.microsoft.com/sharepoint/v3/contenttype/forms">
-  <Display>DocumentLibraryForm</Display>
-  <Edit>DocumentLibraryForm</Edit>
-  <New>DocumentLibraryForm</New>
-</FormTemplates>
-</file>
-
-<file path=customXml/item3.xml><?xml version="1.0" encoding="utf-8"?>
-<p:properties xmlns:p="http://schemas.microsoft.com/office/2006/metadata/properties" xmlns:xsi="http://www.w3.org/2001/XMLSchema-instance" xmlns:pc="http://schemas.microsoft.com/office/infopath/2007/PartnerControls">
-  <documentManagement/>
-</p:properties>
-</file>
-
-<file path=customXml/item4.xml><?xml version="1.0" encoding="utf-8"?>
 <ct:contentTypeSchema xmlns:ct="http://schemas.microsoft.com/office/2006/metadata/contentType" xmlns:ma="http://schemas.microsoft.com/office/2006/metadata/properties/metaAttributes" ct:_="" ma:_="" ma:contentTypeName="Document" ma:contentTypeID="0x010100C7A4CF3E9A5C214E8ED5E2FFFBBDFAF2" ma:contentTypeVersion="12" ma:contentTypeDescription="Create a new document." ma:contentTypeScope="" ma:versionID="de3eeb07b9c1bc5b448676d950a48cf8">
   <xsd:schema xmlns:xsd="http://www.w3.org/2001/XMLSchema" xmlns:xs="http://www.w3.org/2001/XMLSchema" xmlns:p="http://schemas.microsoft.com/office/2006/metadata/properties" xmlns:ns3="d9316f96-e9f8-4ce7-b0f0-a6aa6696b650" targetNamespace="http://schemas.microsoft.com/office/2006/metadata/properties" ma:root="true" ma:fieldsID="5cdd74dd700dbc0dbb76384642acdea4" ns3:_="">
     <xsd:import namespace="d9316f96-e9f8-4ce7-b0f0-a6aa6696b650"/>
@@ -27336,32 +27253,26 @@
 </ct:contentTypeSchema>
 </file>
 
-<file path=customXml/itemProps1.xml><?xml version="1.0" encoding="utf-8"?>
-<ds:datastoreItem xmlns:ds="http://schemas.openxmlformats.org/officeDocument/2006/customXml" ds:itemID="{BBBB1E30-F27B-40EE-9801-034FD738D605}">
-  <ds:schemaRefs>
-    <ds:schemaRef ds:uri="http://schemas.openxmlformats.org/officeDocument/2006/bibliography"/>
-  </ds:schemaRefs>
-</ds:datastoreItem>
+<file path=customXml/item2.xml><?xml version="1.0" encoding="utf-8"?>
+<p:properties xmlns:p="http://schemas.microsoft.com/office/2006/metadata/properties" xmlns:xsi="http://www.w3.org/2001/XMLSchema-instance" xmlns:pc="http://schemas.microsoft.com/office/infopath/2007/PartnerControls">
+  <documentManagement/>
+</p:properties>
 </file>
 
-<file path=customXml/itemProps2.xml><?xml version="1.0" encoding="utf-8"?>
-<ds:datastoreItem xmlns:ds="http://schemas.openxmlformats.org/officeDocument/2006/customXml" ds:itemID="{C0946FB2-1FBC-4E3D-ADBF-CDEC9B00759C}">
-  <ds:schemaRefs>
-    <ds:schemaRef ds:uri="http://schemas.microsoft.com/sharepoint/v3/contenttype/forms"/>
-  </ds:schemaRefs>
-</ds:datastoreItem>
+<file path=customXml/item3.xml><?xml version="1.0" encoding="utf-8"?>
+<?mso-contentType ?>
+<FormTemplates xmlns="http://schemas.microsoft.com/sharepoint/v3/contenttype/forms">
+  <Display>DocumentLibraryForm</Display>
+  <Edit>DocumentLibraryForm</Edit>
+  <New>DocumentLibraryForm</New>
+</FormTemplates>
 </file>
 
-<file path=customXml/itemProps3.xml><?xml version="1.0" encoding="utf-8"?>
-<ds:datastoreItem xmlns:ds="http://schemas.openxmlformats.org/officeDocument/2006/customXml" ds:itemID="{10689B1D-F070-442E-B886-5D65239552E2}">
-  <ds:schemaRefs>
-    <ds:schemaRef ds:uri="http://schemas.microsoft.com/office/2006/metadata/properties"/>
-    <ds:schemaRef ds:uri="http://schemas.microsoft.com/office/infopath/2007/PartnerControls"/>
-  </ds:schemaRefs>
-</ds:datastoreItem>
+<file path=customXml/item4.xml><?xml version="1.0" encoding="utf-8"?>
+<b:Sources xmlns:b="http://schemas.openxmlformats.org/officeDocument/2006/bibliography" xmlns="http://schemas.openxmlformats.org/officeDocument/2006/bibliography" SelectedStyle="\APASixthEditionOfficeOnline.xsl" StyleName="APA" Version="6"/>
 </file>
 
-<file path=customXml/itemProps4.xml><?xml version="1.0" encoding="utf-8"?>
+<file path=customXml/itemProps1.xml><?xml version="1.0" encoding="utf-8"?>
 <ds:datastoreItem xmlns:ds="http://schemas.openxmlformats.org/officeDocument/2006/customXml" ds:itemID="{541079CB-DD0A-4263-BEE4-0E6AECAACA0D}">
   <ds:schemaRefs>
     <ds:schemaRef ds:uri="http://schemas.microsoft.com/office/2006/metadata/contentType"/>
@@ -27377,4 +27288,29 @@
     <ds:schemaRef ds:uri="http://schemas.microsoft.com/internal/obd"/>
   </ds:schemaRefs>
 </ds:datastoreItem>
+</file>
+
+<file path=customXml/itemProps2.xml><?xml version="1.0" encoding="utf-8"?>
+<ds:datastoreItem xmlns:ds="http://schemas.openxmlformats.org/officeDocument/2006/customXml" ds:itemID="{10689B1D-F070-442E-B886-5D65239552E2}">
+  <ds:schemaRefs>
+    <ds:schemaRef ds:uri="http://schemas.microsoft.com/office/2006/metadata/properties"/>
+    <ds:schemaRef ds:uri="http://schemas.microsoft.com/office/infopath/2007/PartnerControls"/>
+  </ds:schemaRefs>
+</ds:datastoreItem>
+</file>
+
+<file path=customXml/itemProps3.xml><?xml version="1.0" encoding="utf-8"?>
+<ds:datastoreItem xmlns:ds="http://schemas.openxmlformats.org/officeDocument/2006/customXml" ds:itemID="{C0946FB2-1FBC-4E3D-ADBF-CDEC9B00759C}">
+  <ds:schemaRefs>
+    <ds:schemaRef ds:uri="http://schemas.microsoft.com/sharepoint/v3/contenttype/forms"/>
+  </ds:schemaRefs>
+</ds:datastoreItem>
+</file>
+
+<file path=customXml/itemProps4.xml><?xml version="1.0" encoding="utf-8"?>
+<ds:datastoreItem xmlns:ds="http://schemas.openxmlformats.org/officeDocument/2006/customXml" ds:itemID="{BBBB1E30-F27B-40EE-9801-034FD738D605}">
+  <ds:schemaRefs>
+    <ds:schemaRef ds:uri="http://schemas.openxmlformats.org/officeDocument/2006/bibliography"/>
+  </ds:schemaRefs>
+</ds:datastoreItem>
 </file>